--- a/materialien/Welt5_Wald/2_Arbeitsblaetter/AQ_W5_AB1_Binaerbaeume.docx
+++ b/materialien/Welt5_Wald/2_Arbeitsblaetter/AQ_W5_AB1_Binaerbaeume.docx
@@ -21586,6 +21586,15 @@
                     </w:rPr>
                     <w:t xml:space="preserve">    }</w:t>
                   </w:r>
+                  <w:r>
+                    <w:rPr>
+                      <w:rFonts w:ascii="Consolas" w:cs="Consolas" w:eastAsia="Consolas" w:hAnsi="Consolas"/>
+                      <w:color w:val="5F7F5F"/>
+                      <w:sz w:val="17"/>
+                      <w:szCs w:val="17"/>
+                    </w:rPr>
+                    <w:t xml:space="preserve">   // → Tabellenzeile (Startwerte)</w:t>
+                  </w:r>
                 </w:p>
                 <w:p>
                   <w:pPr>
@@ -21810,6 +21819,15 @@
                       <w:szCs w:val="17"/>
                     </w:rPr>
                     <w:t xml:space="preserve">        }</w:t>
+                  </w:r>
+                  <w:r>
+                    <w:rPr>
+                      <w:rFonts w:ascii="Consolas" w:cs="Consolas" w:eastAsia="Consolas" w:hAnsi="Consolas"/>
+                      <w:color w:val="5F7F5F"/>
+                      <w:sz w:val="17"/>
+                      <w:szCs w:val="17"/>
+                    </w:rPr>
+                    <w:t xml:space="preserve">   // → Tabellenzeile</w:t>
                   </w:r>
                 </w:p>
                 <w:p>
@@ -21987,7 +22005,7 @@
                       <w:sz w:val="22"/>
                       <w:szCs w:val="22"/>
                     </w:rPr>
-                    <w:t xml:space="preserve"> aus. Notiere nach jedem Schleifendurchlauf den entnommenen Knoten, den Wert von text und den Inhalt der Schlange (vorne zuerst; jeden Teilbaum gibst du durch seinen Wurzelwert an).</w:t>
+                    <w:t xml:space="preserve"> aus. Notiere an jeder mit „// → Tabellenzeile“ markierten Stelle (vor der Schleife und am Ende jedes Durchlaufs) den entnommenen Knoten, den Wert von text und den Inhalt der Schlange (vorne zuerst; jeden Teilbaum gibst du durch seinen Wurzelwert an).</w:t>
                   </w:r>
                 </w:p>
               </w:tc>

--- a/materialien/Welt5_Wald/2_Arbeitsblaetter/AQ_W5_AB1_Binaerbaeume.docx
+++ b/materialien/Welt5_Wald/2_Arbeitsblaetter/AQ_W5_AB1_Binaerbaeume.docx
@@ -121,6 +121,30 @@
                 <w:szCs w:val="20"/>
               </w:rPr>
               <w:t xml:space="preserve"> · Im Lab (Algo Quest Lab): Level 5.1 bis 5.3 · Teil 1 in DS 31, Teil 2 in DS 32, Teil 3 in DS 33 (Kür)</w:t>
+            </w:r>
+          </w:p>
+          <w:p>
+            <w:pPr>
+              <w:spacing w:after="0"/>
+            </w:pPr>
+            <w:r>
+              <w:rPr>
+                <w:b/>
+                <w:rFonts w:ascii="Calibri" w:cs="Calibri" w:eastAsia="Calibri" w:hAnsi="Calibri"/>
+                <w:sz w:val="20"/>
+                <w:szCs w:val="20"/>
+                <w:color w:val="5B2A86"/>
+              </w:rPr>
+              <w:t xml:space="preserve">Niveau (KC 2017):</w:t>
+            </w:r>
+            <w:r>
+              <w:rPr>
+                <w:rFonts w:ascii="Calibri" w:cs="Calibri" w:eastAsia="Calibri" w:hAnsi="Calibri"/>
+                <w:sz w:val="20"/>
+                <w:szCs w:val="20"/>
+                <w:color w:val="5B2A86"/>
+              </w:rPr>
+              <w:t xml:space="preserve"> nur Leistungskurs (eA) · Teil 3 (Entscheidungsbaum und Level-Order, Kür) geht über das Kerncurriculum hinaus</w:t>
             </w:r>
           </w:p>
         </w:tc>
